--- a/Dev/Documentacion/Dialogo e Ideas para Reunion.docx
+++ b/Dev/Documentacion/Dialogo e Ideas para Reunion.docx
@@ -4,6 +4,7 @@
   <w:body>
     <w:p>
       <w:pPr>
+        <w:ind w:firstLine="708"/>
         <w:jc w:val="center"/>
         <w:rPr>
           <w:b/>
@@ -1973,6 +1974,7 @@
   <w:style w:type="character" w:default="1" w:styleId="Fuentedeprrafopredeter">
     <w:name w:val="Default Paragraph Font"/>
     <w:uiPriority w:val="1"/>
+    <w:semiHidden/>
     <w:unhideWhenUsed/>
   </w:style>
   <w:style w:type="table" w:default="1" w:styleId="Tablanormal">
